--- a/lista/lista_t/01/01.mc_lista_ex_t_prop_log.docx
+++ b/lista/lista_t/01/01.mc_lista_ex_t_prop_log.docx
@@ -1,6 +1,6 @@
 
 <file path=word/document.xml><?xml version="1.0" encoding="utf-8"?>
-<w:document xmlns:wpc="http://schemas.microsoft.com/office/word/2010/wordprocessingCanvas" xmlns:cx="http://schemas.microsoft.com/office/drawing/2014/chartex" xmlns:cx1="http://schemas.microsoft.com/office/drawing/2015/9/8/chartex" xmlns:cx2="http://schemas.microsoft.com/office/drawing/2015/10/21/chartex" xmlns:cx3="http://schemas.microsoft.com/office/drawing/2016/5/9/chartex" xmlns:cx4="http://schemas.microsoft.com/office/drawing/2016/5/10/chartex" xmlns:cx5="http://schemas.microsoft.com/office/drawing/2016/5/11/chartex" xmlns:cx6="http://schemas.microsoft.com/office/drawing/2016/5/12/chartex" xmlns:cx7="http://schemas.microsoft.com/office/drawing/2016/5/13/chartex" xmlns:cx8="http://schemas.microsoft.com/office/drawing/2016/5/14/chartex" xmlns:mc="http://schemas.openxmlformats.org/markup-compatibility/2006" xmlns:aink="http://schemas.microsoft.com/office/drawing/2016/ink" xmlns:am3d="http://schemas.microsoft.com/office/drawing/2017/model3d" xmlns:o="urn:schemas-microsoft-com:office:office" xmlns:oel="http://schemas.microsoft.com/office/2019/extlst" xmlns:r="http://schemas.openxmlformats.org/officeDocument/2006/relationships" xmlns:m="http://schemas.openxmlformats.org/officeDocument/2006/math" xmlns:v="urn:schemas-microsoft-com:vml" xmlns:wp14="http://schemas.microsoft.com/office/word/2010/wordprocessingDrawing" xmlns:wp="http://schemas.openxmlformats.org/drawingml/2006/wordprocessingDrawing" xmlns:w10="urn:schemas-microsoft-com:office:word" xmlns:w="http://schemas.openxmlformats.org/wordprocessingml/2006/main" xmlns:w14="http://schemas.microsoft.com/office/word/2010/wordml" xmlns:w15="http://schemas.microsoft.com/office/word/2012/wordml" xmlns:w16cei="http://schemas.microsoft.com/office/word/2026/wordml/cei" xmlns:w16cex="http://schemas.microsoft.com/office/word/2018/wordml/cex" xmlns:w16cid="http://schemas.microsoft.com/office/word/2016/wordml/cid" xmlns:w16="http://schemas.microsoft.com/office/word/2018/wordml" xmlns:w16du="http://schemas.microsoft.com/office/word/2023/wordml/word16du" xmlns:w16sdtdh="http://schemas.microsoft.com/office/word/2020/wordml/sdtdatahash" xmlns:w16sdtfl="http://schemas.microsoft.com/office/word/2024/wordml/sdtformatlock" xmlns:w16se="http://schemas.microsoft.com/office/word/2015/wordml/symex" xmlns:wpg="http://schemas.microsoft.com/office/word/2010/wordprocessingGroup" xmlns:wpi="http://schemas.microsoft.com/office/word/2010/wordprocessingInk" xmlns:wne="http://schemas.microsoft.com/office/word/2006/wordml" xmlns:wps="http://schemas.microsoft.com/office/word/2010/wordprocessingShape" mc:Ignorable="w14 w15 w16se w16cid w16 w16cex w16sdtdh w16sdtfl w16du wp14">
+<w:document xmlns:wpc="http://schemas.microsoft.com/office/word/2010/wordprocessingCanvas" xmlns:cx="http://schemas.microsoft.com/office/drawing/2014/chartex" xmlns:cx1="http://schemas.microsoft.com/office/drawing/2015/9/8/chartex" xmlns:cx2="http://schemas.microsoft.com/office/drawing/2015/10/21/chartex" xmlns:cx3="http://schemas.microsoft.com/office/drawing/2016/5/9/chartex" xmlns:cx4="http://schemas.microsoft.com/office/drawing/2016/5/10/chartex" xmlns:cx5="http://schemas.microsoft.com/office/drawing/2016/5/11/chartex" xmlns:cx6="http://schemas.microsoft.com/office/drawing/2016/5/12/chartex" xmlns:cx7="http://schemas.microsoft.com/office/drawing/2016/5/13/chartex" xmlns:cx8="http://schemas.microsoft.com/office/drawing/2016/5/14/chartex" xmlns:mc="http://schemas.openxmlformats.org/markup-compatibility/2006" xmlns:aink="http://schemas.microsoft.com/office/drawing/2016/ink" xmlns:am3d="http://schemas.microsoft.com/office/drawing/2017/model3d" xmlns:o="urn:schemas-microsoft-com:office:office" xmlns:oel="http://schemas.microsoft.com/office/2019/extlst" xmlns:r="http://schemas.openxmlformats.org/officeDocument/2006/relationships" xmlns:m="http://schemas.openxmlformats.org/officeDocument/2006/math" xmlns:v="urn:schemas-microsoft-com:vml" xmlns:wp14="http://schemas.microsoft.com/office/word/2010/wordprocessingDrawing" xmlns:wp="http://schemas.openxmlformats.org/drawingml/2006/wordprocessingDrawing" xmlns:w10="urn:schemas-microsoft-com:office:word" xmlns:w="http://schemas.openxmlformats.org/wordprocessingml/2006/main" xmlns:w14="http://schemas.microsoft.com/office/word/2010/wordml" xmlns:w15="http://schemas.microsoft.com/office/word/2012/wordml" xmlns:w16cex="http://schemas.microsoft.com/office/word/2018/wordml/cex" xmlns:w16cid="http://schemas.microsoft.com/office/word/2016/wordml/cid" xmlns:w16="http://schemas.microsoft.com/office/word/2018/wordml" xmlns:w16du="http://schemas.microsoft.com/office/word/2023/wordml/word16du" xmlns:w16sdtdh="http://schemas.microsoft.com/office/word/2020/wordml/sdtdatahash" xmlns:w16sdtfl="http://schemas.microsoft.com/office/word/2024/wordml/sdtformatlock" xmlns:w16se="http://schemas.microsoft.com/office/word/2015/wordml/symex" xmlns:wpg="http://schemas.microsoft.com/office/word/2010/wordprocessingGroup" xmlns:wpi="http://schemas.microsoft.com/office/word/2010/wordprocessingInk" xmlns:wne="http://schemas.microsoft.com/office/word/2006/wordml" xmlns:wps="http://schemas.microsoft.com/office/word/2010/wordprocessingShape" mc:Ignorable="w14 w15 w16se w16cid w16 w16cex w16sdtdh w16sdtfl w16du wp14">
   <w:body>
     <w:p>
       <w:pPr>
@@ -484,6 +484,7 @@
           <w:sz w:val="36"/>
           <w:szCs w:val="36"/>
         </w:rPr>
+        <w:lastRenderedPageBreak/>
         <w:t xml:space="preserve">A frase </w:t>
       </w:r>
       <w:r>
@@ -532,7 +533,6 @@
           <w:sz w:val="36"/>
           <w:szCs w:val="36"/>
         </w:rPr>
-        <w:lastRenderedPageBreak/>
         <w:t>Exercício 4 (Matemática Computacional):</w:t>
       </w:r>
       <w:r>
@@ -1085,7 +1085,16 @@
           <w:sz w:val="36"/>
           <w:szCs w:val="36"/>
         </w:rPr>
-        <w:t xml:space="preserve"> não é considerada uma proposição lógica sem um contexto ou quantificador. Por que essa expressão não pode ter um valor lógico definido imediatamente?</w:t>
+        <w:t xml:space="preserve"> não é considerada uma proposição lógica sem um contexto ou quantificador. Por que essa </w:t>
+      </w:r>
+      <w:r>
+        <w:rPr>
+          <w:rFonts w:ascii="Roboto" w:hAnsi="Roboto"/>
+          <w:sz w:val="36"/>
+          <w:szCs w:val="36"/>
+        </w:rPr>
+        <w:lastRenderedPageBreak/>
+        <w:t>expressão não pode ter um valor lógico definido imediatamente?</w:t>
       </w:r>
       <w:r>
         <w:rPr>
@@ -1135,7 +1144,6 @@
           <w:sz w:val="36"/>
           <w:szCs w:val="36"/>
         </w:rPr>
-        <w:lastRenderedPageBreak/>
         <w:t>Exercício 8 (Negação Simples):</w:t>
       </w:r>
     </w:p>
@@ -1534,7 +1542,7 @@
 </file>
 
 <file path=word/endnotes.xml><?xml version="1.0" encoding="utf-8"?>
-<w:endnotes xmlns:wpc="http://schemas.microsoft.com/office/word/2010/wordprocessingCanvas" xmlns:cx="http://schemas.microsoft.com/office/drawing/2014/chartex" xmlns:cx1="http://schemas.microsoft.com/office/drawing/2015/9/8/chartex" xmlns:cx2="http://schemas.microsoft.com/office/drawing/2015/10/21/chartex" xmlns:cx3="http://schemas.microsoft.com/office/drawing/2016/5/9/chartex" xmlns:cx4="http://schemas.microsoft.com/office/drawing/2016/5/10/chartex" xmlns:cx5="http://schemas.microsoft.com/office/drawing/2016/5/11/chartex" xmlns:cx6="http://schemas.microsoft.com/office/drawing/2016/5/12/chartex" xmlns:cx7="http://schemas.microsoft.com/office/drawing/2016/5/13/chartex" xmlns:cx8="http://schemas.microsoft.com/office/drawing/2016/5/14/chartex" xmlns:mc="http://schemas.openxmlformats.org/markup-compatibility/2006" xmlns:aink="http://schemas.microsoft.com/office/drawing/2016/ink" xmlns:am3d="http://schemas.microsoft.com/office/drawing/2017/model3d" xmlns:o="urn:schemas-microsoft-com:office:office" xmlns:oel="http://schemas.microsoft.com/office/2019/extlst" xmlns:r="http://schemas.openxmlformats.org/officeDocument/2006/relationships" xmlns:m="http://schemas.openxmlformats.org/officeDocument/2006/math" xmlns:v="urn:schemas-microsoft-com:vml" xmlns:wp14="http://schemas.microsoft.com/office/word/2010/wordprocessingDrawing" xmlns:wp="http://schemas.openxmlformats.org/drawingml/2006/wordprocessingDrawing" xmlns:w10="urn:schemas-microsoft-com:office:word" xmlns:w="http://schemas.openxmlformats.org/wordprocessingml/2006/main" xmlns:w14="http://schemas.microsoft.com/office/word/2010/wordml" xmlns:w15="http://schemas.microsoft.com/office/word/2012/wordml" xmlns:w16cei="http://schemas.microsoft.com/office/word/2026/wordml/cei" xmlns:w16cex="http://schemas.microsoft.com/office/word/2018/wordml/cex" xmlns:w16cid="http://schemas.microsoft.com/office/word/2016/wordml/cid" xmlns:w16="http://schemas.microsoft.com/office/word/2018/wordml" xmlns:w16du="http://schemas.microsoft.com/office/word/2023/wordml/word16du" xmlns:w16sdtdh="http://schemas.microsoft.com/office/word/2020/wordml/sdtdatahash" xmlns:w16sdtfl="http://schemas.microsoft.com/office/word/2024/wordml/sdtformatlock" xmlns:w16se="http://schemas.microsoft.com/office/word/2015/wordml/symex" xmlns:wpg="http://schemas.microsoft.com/office/word/2010/wordprocessingGroup" xmlns:wpi="http://schemas.microsoft.com/office/word/2010/wordprocessingInk" xmlns:wne="http://schemas.microsoft.com/office/word/2006/wordml" xmlns:wps="http://schemas.microsoft.com/office/word/2010/wordprocessingShape" mc:Ignorable="w14 w15 w16se w16cid w16 w16cex w16sdtdh w16sdtfl w16du wp14">
+<w:endnotes xmlns:wpc="http://schemas.microsoft.com/office/word/2010/wordprocessingCanvas" xmlns:cx="http://schemas.microsoft.com/office/drawing/2014/chartex" xmlns:cx1="http://schemas.microsoft.com/office/drawing/2015/9/8/chartex" xmlns:cx2="http://schemas.microsoft.com/office/drawing/2015/10/21/chartex" xmlns:cx3="http://schemas.microsoft.com/office/drawing/2016/5/9/chartex" xmlns:cx4="http://schemas.microsoft.com/office/drawing/2016/5/10/chartex" xmlns:cx5="http://schemas.microsoft.com/office/drawing/2016/5/11/chartex" xmlns:cx6="http://schemas.microsoft.com/office/drawing/2016/5/12/chartex" xmlns:cx7="http://schemas.microsoft.com/office/drawing/2016/5/13/chartex" xmlns:cx8="http://schemas.microsoft.com/office/drawing/2016/5/14/chartex" xmlns:mc="http://schemas.openxmlformats.org/markup-compatibility/2006" xmlns:aink="http://schemas.microsoft.com/office/drawing/2016/ink" xmlns:am3d="http://schemas.microsoft.com/office/drawing/2017/model3d" xmlns:o="urn:schemas-microsoft-com:office:office" xmlns:oel="http://schemas.microsoft.com/office/2019/extlst" xmlns:r="http://schemas.openxmlformats.org/officeDocument/2006/relationships" xmlns:m="http://schemas.openxmlformats.org/officeDocument/2006/math" xmlns:v="urn:schemas-microsoft-com:vml" xmlns:wp14="http://schemas.microsoft.com/office/word/2010/wordprocessingDrawing" xmlns:wp="http://schemas.openxmlformats.org/drawingml/2006/wordprocessingDrawing" xmlns:w10="urn:schemas-microsoft-com:office:word" xmlns:w="http://schemas.openxmlformats.org/wordprocessingml/2006/main" xmlns:w14="http://schemas.microsoft.com/office/word/2010/wordml" xmlns:w15="http://schemas.microsoft.com/office/word/2012/wordml" xmlns:w16cex="http://schemas.microsoft.com/office/word/2018/wordml/cex" xmlns:w16cid="http://schemas.microsoft.com/office/word/2016/wordml/cid" xmlns:w16="http://schemas.microsoft.com/office/word/2018/wordml" xmlns:w16du="http://schemas.microsoft.com/office/word/2023/wordml/word16du" xmlns:w16sdtdh="http://schemas.microsoft.com/office/word/2020/wordml/sdtdatahash" xmlns:w16sdtfl="http://schemas.microsoft.com/office/word/2024/wordml/sdtformatlock" xmlns:w16se="http://schemas.microsoft.com/office/word/2015/wordml/symex" xmlns:wpg="http://schemas.microsoft.com/office/word/2010/wordprocessingGroup" xmlns:wpi="http://schemas.microsoft.com/office/word/2010/wordprocessingInk" xmlns:wne="http://schemas.microsoft.com/office/word/2006/wordml" xmlns:wps="http://schemas.microsoft.com/office/word/2010/wordprocessingShape" mc:Ignorable="w14 w15 w16se w16cid w16 w16cex w16sdtdh w16sdtfl w16du wp14">
   <w:endnote w:type="separator" w:id="-1">
     <w:p>
       <w:pPr>
@@ -1559,7 +1567,7 @@
 </file>
 
 <file path=word/footnotes.xml><?xml version="1.0" encoding="utf-8"?>
-<w:footnotes xmlns:wpc="http://schemas.microsoft.com/office/word/2010/wordprocessingCanvas" xmlns:cx="http://schemas.microsoft.com/office/drawing/2014/chartex" xmlns:cx1="http://schemas.microsoft.com/office/drawing/2015/9/8/chartex" xmlns:cx2="http://schemas.microsoft.com/office/drawing/2015/10/21/chartex" xmlns:cx3="http://schemas.microsoft.com/office/drawing/2016/5/9/chartex" xmlns:cx4="http://schemas.microsoft.com/office/drawing/2016/5/10/chartex" xmlns:cx5="http://schemas.microsoft.com/office/drawing/2016/5/11/chartex" xmlns:cx6="http://schemas.microsoft.com/office/drawing/2016/5/12/chartex" xmlns:cx7="http://schemas.microsoft.com/office/drawing/2016/5/13/chartex" xmlns:cx8="http://schemas.microsoft.com/office/drawing/2016/5/14/chartex" xmlns:mc="http://schemas.openxmlformats.org/markup-compatibility/2006" xmlns:aink="http://schemas.microsoft.com/office/drawing/2016/ink" xmlns:am3d="http://schemas.microsoft.com/office/drawing/2017/model3d" xmlns:o="urn:schemas-microsoft-com:office:office" xmlns:oel="http://schemas.microsoft.com/office/2019/extlst" xmlns:r="http://schemas.openxmlformats.org/officeDocument/2006/relationships" xmlns:m="http://schemas.openxmlformats.org/officeDocument/2006/math" xmlns:v="urn:schemas-microsoft-com:vml" xmlns:wp14="http://schemas.microsoft.com/office/word/2010/wordprocessingDrawing" xmlns:wp="http://schemas.openxmlformats.org/drawingml/2006/wordprocessingDrawing" xmlns:w10="urn:schemas-microsoft-com:office:word" xmlns:w="http://schemas.openxmlformats.org/wordprocessingml/2006/main" xmlns:w14="http://schemas.microsoft.com/office/word/2010/wordml" xmlns:w15="http://schemas.microsoft.com/office/word/2012/wordml" xmlns:w16cei="http://schemas.microsoft.com/office/word/2026/wordml/cei" xmlns:w16cex="http://schemas.microsoft.com/office/word/2018/wordml/cex" xmlns:w16cid="http://schemas.microsoft.com/office/word/2016/wordml/cid" xmlns:w16="http://schemas.microsoft.com/office/word/2018/wordml" xmlns:w16du="http://schemas.microsoft.com/office/word/2023/wordml/word16du" xmlns:w16sdtdh="http://schemas.microsoft.com/office/word/2020/wordml/sdtdatahash" xmlns:w16sdtfl="http://schemas.microsoft.com/office/word/2024/wordml/sdtformatlock" xmlns:w16se="http://schemas.microsoft.com/office/word/2015/wordml/symex" xmlns:wpg="http://schemas.microsoft.com/office/word/2010/wordprocessingGroup" xmlns:wpi="http://schemas.microsoft.com/office/word/2010/wordprocessingInk" xmlns:wne="http://schemas.microsoft.com/office/word/2006/wordml" xmlns:wps="http://schemas.microsoft.com/office/word/2010/wordprocessingShape" mc:Ignorable="w14 w15 w16se w16cid w16 w16cex w16sdtdh w16sdtfl w16du wp14">
+<w:footnotes xmlns:wpc="http://schemas.microsoft.com/office/word/2010/wordprocessingCanvas" xmlns:cx="http://schemas.microsoft.com/office/drawing/2014/chartex" xmlns:cx1="http://schemas.microsoft.com/office/drawing/2015/9/8/chartex" xmlns:cx2="http://schemas.microsoft.com/office/drawing/2015/10/21/chartex" xmlns:cx3="http://schemas.microsoft.com/office/drawing/2016/5/9/chartex" xmlns:cx4="http://schemas.microsoft.com/office/drawing/2016/5/10/chartex" xmlns:cx5="http://schemas.microsoft.com/office/drawing/2016/5/11/chartex" xmlns:cx6="http://schemas.microsoft.com/office/drawing/2016/5/12/chartex" xmlns:cx7="http://schemas.microsoft.com/office/drawing/2016/5/13/chartex" xmlns:cx8="http://schemas.microsoft.com/office/drawing/2016/5/14/chartex" xmlns:mc="http://schemas.openxmlformats.org/markup-compatibility/2006" xmlns:aink="http://schemas.microsoft.com/office/drawing/2016/ink" xmlns:am3d="http://schemas.microsoft.com/office/drawing/2017/model3d" xmlns:o="urn:schemas-microsoft-com:office:office" xmlns:oel="http://schemas.microsoft.com/office/2019/extlst" xmlns:r="http://schemas.openxmlformats.org/officeDocument/2006/relationships" xmlns:m="http://schemas.openxmlformats.org/officeDocument/2006/math" xmlns:v="urn:schemas-microsoft-com:vml" xmlns:wp14="http://schemas.microsoft.com/office/word/2010/wordprocessingDrawing" xmlns:wp="http://schemas.openxmlformats.org/drawingml/2006/wordprocessingDrawing" xmlns:w10="urn:schemas-microsoft-com:office:word" xmlns:w="http://schemas.openxmlformats.org/wordprocessingml/2006/main" xmlns:w14="http://schemas.microsoft.com/office/word/2010/wordml" xmlns:w15="http://schemas.microsoft.com/office/word/2012/wordml" xmlns:w16cex="http://schemas.microsoft.com/office/word/2018/wordml/cex" xmlns:w16cid="http://schemas.microsoft.com/office/word/2016/wordml/cid" xmlns:w16="http://schemas.microsoft.com/office/word/2018/wordml" xmlns:w16du="http://schemas.microsoft.com/office/word/2023/wordml/word16du" xmlns:w16sdtdh="http://schemas.microsoft.com/office/word/2020/wordml/sdtdatahash" xmlns:w16sdtfl="http://schemas.microsoft.com/office/word/2024/wordml/sdtformatlock" xmlns:w16se="http://schemas.microsoft.com/office/word/2015/wordml/symex" xmlns:wpg="http://schemas.microsoft.com/office/word/2010/wordprocessingGroup" xmlns:wpi="http://schemas.microsoft.com/office/word/2010/wordprocessingInk" xmlns:wne="http://schemas.microsoft.com/office/word/2006/wordml" xmlns:wps="http://schemas.microsoft.com/office/word/2010/wordprocessingShape" mc:Ignorable="w14 w15 w16se w16cid w16 w16cex w16sdtdh w16sdtfl w16du wp14">
   <w:footnote w:type="separator" w:id="-1">
     <w:p>
       <w:pPr>
@@ -1584,7 +1592,7 @@
 </file>
 
 <file path=word/header1.xml><?xml version="1.0" encoding="utf-8"?>
-<w:hdr xmlns:wpc="http://schemas.microsoft.com/office/word/2010/wordprocessingCanvas" xmlns:cx="http://schemas.microsoft.com/office/drawing/2014/chartex" xmlns:cx1="http://schemas.microsoft.com/office/drawing/2015/9/8/chartex" xmlns:cx2="http://schemas.microsoft.com/office/drawing/2015/10/21/chartex" xmlns:cx3="http://schemas.microsoft.com/office/drawing/2016/5/9/chartex" xmlns:cx4="http://schemas.microsoft.com/office/drawing/2016/5/10/chartex" xmlns:cx5="http://schemas.microsoft.com/office/drawing/2016/5/11/chartex" xmlns:cx6="http://schemas.microsoft.com/office/drawing/2016/5/12/chartex" xmlns:cx7="http://schemas.microsoft.com/office/drawing/2016/5/13/chartex" xmlns:cx8="http://schemas.microsoft.com/office/drawing/2016/5/14/chartex" xmlns:mc="http://schemas.openxmlformats.org/markup-compatibility/2006" xmlns:aink="http://schemas.microsoft.com/office/drawing/2016/ink" xmlns:am3d="http://schemas.microsoft.com/office/drawing/2017/model3d" xmlns:o="urn:schemas-microsoft-com:office:office" xmlns:oel="http://schemas.microsoft.com/office/2019/extlst" xmlns:r="http://schemas.openxmlformats.org/officeDocument/2006/relationships" xmlns:m="http://schemas.openxmlformats.org/officeDocument/2006/math" xmlns:v="urn:schemas-microsoft-com:vml" xmlns:wp14="http://schemas.microsoft.com/office/word/2010/wordprocessingDrawing" xmlns:wp="http://schemas.openxmlformats.org/drawingml/2006/wordprocessingDrawing" xmlns:w10="urn:schemas-microsoft-com:office:word" xmlns:w="http://schemas.openxmlformats.org/wordprocessingml/2006/main" xmlns:w14="http://schemas.microsoft.com/office/word/2010/wordml" xmlns:w15="http://schemas.microsoft.com/office/word/2012/wordml" xmlns:w16cei="http://schemas.microsoft.com/office/word/2026/wordml/cei" xmlns:w16cex="http://schemas.microsoft.com/office/word/2018/wordml/cex" xmlns:w16cid="http://schemas.microsoft.com/office/word/2016/wordml/cid" xmlns:w16="http://schemas.microsoft.com/office/word/2018/wordml" xmlns:w16du="http://schemas.microsoft.com/office/word/2023/wordml/word16du" xmlns:w16sdtdh="http://schemas.microsoft.com/office/word/2020/wordml/sdtdatahash" xmlns:w16sdtfl="http://schemas.microsoft.com/office/word/2024/wordml/sdtformatlock" xmlns:w16se="http://schemas.microsoft.com/office/word/2015/wordml/symex" xmlns:wpg="http://schemas.microsoft.com/office/word/2010/wordprocessingGroup" xmlns:wpi="http://schemas.microsoft.com/office/word/2010/wordprocessingInk" xmlns:wne="http://schemas.microsoft.com/office/word/2006/wordml" xmlns:wps="http://schemas.microsoft.com/office/word/2010/wordprocessingShape" mc:Ignorable="w14 w15 w16se w16cid w16 w16cex w16sdtdh w16sdtfl w16du wp14">
+<w:hdr xmlns:wpc="http://schemas.microsoft.com/office/word/2010/wordprocessingCanvas" xmlns:cx="http://schemas.microsoft.com/office/drawing/2014/chartex" xmlns:cx1="http://schemas.microsoft.com/office/drawing/2015/9/8/chartex" xmlns:cx2="http://schemas.microsoft.com/office/drawing/2015/10/21/chartex" xmlns:cx3="http://schemas.microsoft.com/office/drawing/2016/5/9/chartex" xmlns:cx4="http://schemas.microsoft.com/office/drawing/2016/5/10/chartex" xmlns:cx5="http://schemas.microsoft.com/office/drawing/2016/5/11/chartex" xmlns:cx6="http://schemas.microsoft.com/office/drawing/2016/5/12/chartex" xmlns:cx7="http://schemas.microsoft.com/office/drawing/2016/5/13/chartex" xmlns:cx8="http://schemas.microsoft.com/office/drawing/2016/5/14/chartex" xmlns:mc="http://schemas.openxmlformats.org/markup-compatibility/2006" xmlns:aink="http://schemas.microsoft.com/office/drawing/2016/ink" xmlns:am3d="http://schemas.microsoft.com/office/drawing/2017/model3d" xmlns:o="urn:schemas-microsoft-com:office:office" xmlns:oel="http://schemas.microsoft.com/office/2019/extlst" xmlns:r="http://schemas.openxmlformats.org/officeDocument/2006/relationships" xmlns:m="http://schemas.openxmlformats.org/officeDocument/2006/math" xmlns:v="urn:schemas-microsoft-com:vml" xmlns:wp14="http://schemas.microsoft.com/office/word/2010/wordprocessingDrawing" xmlns:wp="http://schemas.openxmlformats.org/drawingml/2006/wordprocessingDrawing" xmlns:w10="urn:schemas-microsoft-com:office:word" xmlns:w="http://schemas.openxmlformats.org/wordprocessingml/2006/main" xmlns:w14="http://schemas.microsoft.com/office/word/2010/wordml" xmlns:w15="http://schemas.microsoft.com/office/word/2012/wordml" xmlns:w16cex="http://schemas.microsoft.com/office/word/2018/wordml/cex" xmlns:w16cid="http://schemas.microsoft.com/office/word/2016/wordml/cid" xmlns:w16="http://schemas.microsoft.com/office/word/2018/wordml" xmlns:w16du="http://schemas.microsoft.com/office/word/2023/wordml/word16du" xmlns:w16sdtdh="http://schemas.microsoft.com/office/word/2020/wordml/sdtdatahash" xmlns:w16sdtfl="http://schemas.microsoft.com/office/word/2024/wordml/sdtformatlock" xmlns:w16se="http://schemas.microsoft.com/office/word/2015/wordml/symex" xmlns:wpg="http://schemas.microsoft.com/office/word/2010/wordprocessingGroup" xmlns:wpi="http://schemas.microsoft.com/office/word/2010/wordprocessingInk" xmlns:wne="http://schemas.microsoft.com/office/word/2006/wordml" xmlns:wps="http://schemas.microsoft.com/office/word/2010/wordprocessingShape" mc:Ignorable="w14 w15 w16se w16cid w16 w16cex w16sdtdh w16sdtfl w16du wp14">
   <w:p>
     <w:pPr>
       <w:tabs>
@@ -1608,16 +1616,16 @@
         <w:noProof/>
       </w:rPr>
       <w:drawing>
-        <wp:anchor distT="0" distB="0" distL="114300" distR="114300" simplePos="0" relativeHeight="251661312" behindDoc="1" locked="0" layoutInCell="1" allowOverlap="1" wp14:anchorId="6EA58956" wp14:editId="23738576">
+        <wp:anchor distT="0" distB="0" distL="114300" distR="114300" simplePos="0" relativeHeight="251661312" behindDoc="1" locked="0" layoutInCell="1" allowOverlap="1" wp14:anchorId="6EA58956" wp14:editId="51E02AF6">
           <wp:simplePos x="0" y="0"/>
           <wp:positionH relativeFrom="margin">
-            <wp:posOffset>5369560</wp:posOffset>
+            <wp:align>right</wp:align>
           </wp:positionH>
           <wp:positionV relativeFrom="paragraph">
-            <wp:posOffset>-218440</wp:posOffset>
+            <wp:posOffset>7620</wp:posOffset>
           </wp:positionV>
-          <wp:extent cx="1080000" cy="1080000"/>
-          <wp:effectExtent l="0" t="0" r="6350" b="6350"/>
+          <wp:extent cx="1371600" cy="1371600"/>
+          <wp:effectExtent l="0" t="0" r="0" b="0"/>
           <wp:wrapNone/>
           <wp:docPr id="1536153818" name="Imagem 1536153818"/>
           <wp:cNvGraphicFramePr>
@@ -1647,7 +1655,7 @@
                 <pic:spPr bwMode="auto">
                   <a:xfrm>
                     <a:off x="0" y="0"/>
-                    <a:ext cx="1080000" cy="1080000"/>
+                    <a:ext cx="1371600" cy="1371600"/>
                   </a:xfrm>
                   <a:prstGeom prst="rect">
                     <a:avLst/>
@@ -1730,6 +1738,32 @@
       </w:rPr>
       <w:t>Aplicada</w:t>
     </w:r>
+  </w:p>
+  <w:p>
+    <w:pPr>
+      <w:tabs>
+        <w:tab w:val="left" w:pos="708"/>
+        <w:tab w:val="left" w:pos="1416"/>
+        <w:tab w:val="left" w:pos="2124"/>
+        <w:tab w:val="left" w:pos="2832"/>
+        <w:tab w:val="left" w:pos="3540"/>
+        <w:tab w:val="left" w:pos="4248"/>
+        <w:tab w:val="left" w:pos="9060"/>
+      </w:tabs>
+      <w:rPr>
+        <w:rFonts w:ascii="JetBrains Mono" w:hAnsi="JetBrains Mono" w:cs="JetBrains Mono"/>
+        <w:sz w:val="28"/>
+        <w:szCs w:val="28"/>
+      </w:rPr>
+    </w:pPr>
+    <w:r>
+      <w:rPr>
+        <w:rFonts w:ascii="JetBrains Mono" w:hAnsi="JetBrains Mono" w:cs="JetBrains Mono"/>
+        <w:sz w:val="28"/>
+        <w:szCs w:val="28"/>
+      </w:rPr>
+      <w:t>Logica Computacional</w:t>
+    </w:r>
     <w:r>
       <w:rPr>
         <w:rFonts w:ascii="JetBrains Mono" w:hAnsi="JetBrains Mono" w:cs="JetBrains Mono"/>
@@ -1779,7 +1813,7 @@
 </file>
 
 <file path=word/numbering.xml><?xml version="1.0" encoding="utf-8"?>
-<w:numbering xmlns:wpc="http://schemas.microsoft.com/office/word/2010/wordprocessingCanvas" xmlns:cx="http://schemas.microsoft.com/office/drawing/2014/chartex" xmlns:cx1="http://schemas.microsoft.com/office/drawing/2015/9/8/chartex" xmlns:cx2="http://schemas.microsoft.com/office/drawing/2015/10/21/chartex" xmlns:cx3="http://schemas.microsoft.com/office/drawing/2016/5/9/chartex" xmlns:cx4="http://schemas.microsoft.com/office/drawing/2016/5/10/chartex" xmlns:cx5="http://schemas.microsoft.com/office/drawing/2016/5/11/chartex" xmlns:cx6="http://schemas.microsoft.com/office/drawing/2016/5/12/chartex" xmlns:cx7="http://schemas.microsoft.com/office/drawing/2016/5/13/chartex" xmlns:cx8="http://schemas.microsoft.com/office/drawing/2016/5/14/chartex" xmlns:mc="http://schemas.openxmlformats.org/markup-compatibility/2006" xmlns:aink="http://schemas.microsoft.com/office/drawing/2016/ink" xmlns:am3d="http://schemas.microsoft.com/office/drawing/2017/model3d" xmlns:o="urn:schemas-microsoft-com:office:office" xmlns:oel="http://schemas.microsoft.com/office/2019/extlst" xmlns:r="http://schemas.openxmlformats.org/officeDocument/2006/relationships" xmlns:m="http://schemas.openxmlformats.org/officeDocument/2006/math" xmlns:v="urn:schemas-microsoft-com:vml" xmlns:wp14="http://schemas.microsoft.com/office/word/2010/wordprocessingDrawing" xmlns:wp="http://schemas.openxmlformats.org/drawingml/2006/wordprocessingDrawing" xmlns:w10="urn:schemas-microsoft-com:office:word" xmlns:w="http://schemas.openxmlformats.org/wordprocessingml/2006/main" xmlns:w14="http://schemas.microsoft.com/office/word/2010/wordml" xmlns:w15="http://schemas.microsoft.com/office/word/2012/wordml" xmlns:w16cei="http://schemas.microsoft.com/office/word/2026/wordml/cei" xmlns:w16cex="http://schemas.microsoft.com/office/word/2018/wordml/cex" xmlns:w16cid="http://schemas.microsoft.com/office/word/2016/wordml/cid" xmlns:w16="http://schemas.microsoft.com/office/word/2018/wordml" xmlns:w16du="http://schemas.microsoft.com/office/word/2023/wordml/word16du" xmlns:w16sdtdh="http://schemas.microsoft.com/office/word/2020/wordml/sdtdatahash" xmlns:w16sdtfl="http://schemas.microsoft.com/office/word/2024/wordml/sdtformatlock" xmlns:w16se="http://schemas.microsoft.com/office/word/2015/wordml/symex" xmlns:wpg="http://schemas.microsoft.com/office/word/2010/wordprocessingGroup" xmlns:wpi="http://schemas.microsoft.com/office/word/2010/wordprocessingInk" xmlns:wne="http://schemas.microsoft.com/office/word/2006/wordml" xmlns:wps="http://schemas.microsoft.com/office/word/2010/wordprocessingShape" mc:Ignorable="w14 w15 w16se w16cid w16 w16cex w16sdtdh w16sdtfl w16du wp14">
+<w:numbering xmlns:wpc="http://schemas.microsoft.com/office/word/2010/wordprocessingCanvas" xmlns:cx="http://schemas.microsoft.com/office/drawing/2014/chartex" xmlns:cx1="http://schemas.microsoft.com/office/drawing/2015/9/8/chartex" xmlns:cx2="http://schemas.microsoft.com/office/drawing/2015/10/21/chartex" xmlns:cx3="http://schemas.microsoft.com/office/drawing/2016/5/9/chartex" xmlns:cx4="http://schemas.microsoft.com/office/drawing/2016/5/10/chartex" xmlns:cx5="http://schemas.microsoft.com/office/drawing/2016/5/11/chartex" xmlns:cx6="http://schemas.microsoft.com/office/drawing/2016/5/12/chartex" xmlns:cx7="http://schemas.microsoft.com/office/drawing/2016/5/13/chartex" xmlns:cx8="http://schemas.microsoft.com/office/drawing/2016/5/14/chartex" xmlns:mc="http://schemas.openxmlformats.org/markup-compatibility/2006" xmlns:aink="http://schemas.microsoft.com/office/drawing/2016/ink" xmlns:am3d="http://schemas.microsoft.com/office/drawing/2017/model3d" xmlns:o="urn:schemas-microsoft-com:office:office" xmlns:oel="http://schemas.microsoft.com/office/2019/extlst" xmlns:r="http://schemas.openxmlformats.org/officeDocument/2006/relationships" xmlns:m="http://schemas.openxmlformats.org/officeDocument/2006/math" xmlns:v="urn:schemas-microsoft-com:vml" xmlns:wp14="http://schemas.microsoft.com/office/word/2010/wordprocessingDrawing" xmlns:wp="http://schemas.openxmlformats.org/drawingml/2006/wordprocessingDrawing" xmlns:w10="urn:schemas-microsoft-com:office:word" xmlns:w="http://schemas.openxmlformats.org/wordprocessingml/2006/main" xmlns:w14="http://schemas.microsoft.com/office/word/2010/wordml" xmlns:w15="http://schemas.microsoft.com/office/word/2012/wordml" xmlns:w16cex="http://schemas.microsoft.com/office/word/2018/wordml/cex" xmlns:w16cid="http://schemas.microsoft.com/office/word/2016/wordml/cid" xmlns:w16="http://schemas.microsoft.com/office/word/2018/wordml" xmlns:w16du="http://schemas.microsoft.com/office/word/2023/wordml/word16du" xmlns:w16sdtdh="http://schemas.microsoft.com/office/word/2020/wordml/sdtdatahash" xmlns:w16sdtfl="http://schemas.microsoft.com/office/word/2024/wordml/sdtformatlock" xmlns:w16se="http://schemas.microsoft.com/office/word/2015/wordml/symex" xmlns:wpg="http://schemas.microsoft.com/office/word/2010/wordprocessingGroup" xmlns:wpi="http://schemas.microsoft.com/office/word/2010/wordprocessingInk" xmlns:wne="http://schemas.microsoft.com/office/word/2006/wordml" xmlns:wps="http://schemas.microsoft.com/office/word/2010/wordprocessingShape" mc:Ignorable="w14 w15 w16se w16cid w16 w16cex w16sdtdh w16sdtfl w16du wp14">
   <w:abstractNum w:abstractNumId="0" w15:restartNumberingAfterBreak="0">
     <w:nsid w:val="06884AB7"/>
     <w:multiLevelType w:val="multilevel"/>
@@ -3917,6 +3951,7 @@
   <w:style w:type="character" w:default="1" w:styleId="Fontepargpadro">
     <w:name w:val="Default Paragraph Font"/>
     <w:uiPriority w:val="1"/>
+    <w:semiHidden/>
     <w:unhideWhenUsed/>
   </w:style>
   <w:style w:type="table" w:default="1" w:styleId="Tabelanormal">
